--- a/DRIVE/1. Direção/0. Associativo/Assembleia Geral/word bakcup/RELATORIO DE ESTAGIO SISINT.docx
+++ b/DRIVE/1. Direção/0. Associativo/Assembleia Geral/word bakcup/RELATORIO DE ESTAGIO SISINT.docx
@@ -262,7 +262,21 @@
           <w:rFonts w:ascii="Times New Roman" w:hAnsi="Times New Roman" w:cs="Times New Roman"/>
           <w:sz w:val="36"/>
         </w:rPr>
-        <w:t>Modelação e Desenvolvimento Multidisciplinar em Contexto</w:t>
+        <w:t>Modelação</w:t>
+      </w:r>
+      <w:r>
+        <w:rPr>
+          <w:rFonts w:ascii="Times New Roman" w:hAnsi="Times New Roman" w:cs="Times New Roman"/>
+          <w:sz w:val="36"/>
+        </w:rPr>
+        <w:t xml:space="preserve"> </w:t>
+      </w:r>
+      <w:r>
+        <w:rPr>
+          <w:rFonts w:ascii="Times New Roman" w:hAnsi="Times New Roman" w:cs="Times New Roman"/>
+          <w:sz w:val="36"/>
+        </w:rPr>
+        <w:t>e Desenvolvimento Multidisciplinar em Contexto</w:t>
       </w:r>
       <w:r>
         <w:rPr>
@@ -1621,7 +1635,7 @@
           <w:r>
             <w:fldChar w:fldCharType="separate"/>
           </w:r>
-          <w:hyperlink w:anchor="_Toc231945695" w:history="1">
+          <w:hyperlink w:anchor="_Toc231957401" w:history="1">
             <w:r>
               <w:rPr>
                 <w:rStyle w:val="Hiperligao"/>
@@ -1667,7 +1681,7 @@
                 <w:noProof/>
                 <w:webHidden/>
               </w:rPr>
-              <w:instrText xml:space="preserve"> PAGEREF _Toc231945695 \h </w:instrText>
+              <w:instrText xml:space="preserve"> PAGEREF _Toc231957401 \h </w:instrText>
             </w:r>
             <w:r>
               <w:rPr>
@@ -1715,7 +1729,7 @@
               <w14:ligatures w14:val="standardContextual"/>
             </w:rPr>
           </w:pPr>
-          <w:hyperlink w:anchor="_Toc231945696" w:history="1">
+          <w:hyperlink w:anchor="_Toc231957402" w:history="1">
             <w:r>
               <w:rPr>
                 <w:rStyle w:val="Hiperligao"/>
@@ -1763,7 +1777,7 @@
                 <w:noProof/>
                 <w:webHidden/>
               </w:rPr>
-              <w:instrText xml:space="preserve"> PAGEREF _Toc231945696 \h </w:instrText>
+              <w:instrText xml:space="preserve"> PAGEREF _Toc231957402 \h </w:instrText>
             </w:r>
             <w:r>
               <w:rPr>
@@ -1811,7 +1825,7 @@
               <w14:ligatures w14:val="standardContextual"/>
             </w:rPr>
           </w:pPr>
-          <w:hyperlink w:anchor="_Toc231945697" w:history="1">
+          <w:hyperlink w:anchor="_Toc231957403" w:history="1">
             <w:r>
               <w:rPr>
                 <w:rStyle w:val="Hiperligao"/>
@@ -1859,7 +1873,7 @@
                 <w:noProof/>
                 <w:webHidden/>
               </w:rPr>
-              <w:instrText xml:space="preserve"> PAGEREF _Toc231945697 \h </w:instrText>
+              <w:instrText xml:space="preserve"> PAGEREF _Toc231957403 \h </w:instrText>
             </w:r>
             <w:r>
               <w:rPr>
@@ -1907,7 +1921,7 @@
               <w14:ligatures w14:val="standardContextual"/>
             </w:rPr>
           </w:pPr>
-          <w:hyperlink w:anchor="_Toc231945698" w:history="1">
+          <w:hyperlink w:anchor="_Toc231957404" w:history="1">
             <w:r>
               <w:rPr>
                 <w:rStyle w:val="Hiperligao"/>
@@ -1955,7 +1969,7 @@
                 <w:noProof/>
                 <w:webHidden/>
               </w:rPr>
-              <w:instrText xml:space="preserve"> PAGEREF _Toc231945698 \h </w:instrText>
+              <w:instrText xml:space="preserve"> PAGEREF _Toc231957404 \h </w:instrText>
             </w:r>
             <w:r>
               <w:rPr>
@@ -2003,7 +2017,7 @@
               <w14:ligatures w14:val="standardContextual"/>
             </w:rPr>
           </w:pPr>
-          <w:hyperlink w:anchor="_Toc231945699" w:history="1">
+          <w:hyperlink w:anchor="_Toc231957405" w:history="1">
             <w:r>
               <w:rPr>
                 <w:rStyle w:val="Hiperligao"/>
@@ -2051,7 +2065,7 @@
                 <w:noProof/>
                 <w:webHidden/>
               </w:rPr>
-              <w:instrText xml:space="preserve"> PAGEREF _Toc231945699 \h </w:instrText>
+              <w:instrText xml:space="preserve"> PAGEREF _Toc231957405 \h </w:instrText>
             </w:r>
             <w:r>
               <w:rPr>
@@ -2099,7 +2113,7 @@
               <w14:ligatures w14:val="standardContextual"/>
             </w:rPr>
           </w:pPr>
-          <w:hyperlink w:anchor="_Toc231945700" w:history="1">
+          <w:hyperlink w:anchor="_Toc231957406" w:history="1">
             <w:r>
               <w:rPr>
                 <w:rStyle w:val="Hiperligao"/>
@@ -2126,7 +2140,7 @@
                 <w:rFonts w:ascii="Times New Roman" w:hAnsi="Times New Roman" w:cs="Times New Roman"/>
                 <w:noProof/>
               </w:rPr>
-              <w:t>Motivação para a escolha deste trabalho</w:t>
+              <w:t>Motivação para a escolha deste trabalho falar da empresa acolhimento</w:t>
             </w:r>
             <w:r>
               <w:rPr>
@@ -2147,7 +2161,7 @@
                 <w:noProof/>
                 <w:webHidden/>
               </w:rPr>
-              <w:instrText xml:space="preserve"> PAGEREF _Toc231945700 \h </w:instrText>
+              <w:instrText xml:space="preserve"> PAGEREF _Toc231957406 \h </w:instrText>
             </w:r>
             <w:r>
               <w:rPr>
@@ -2195,7 +2209,7 @@
               <w14:ligatures w14:val="standardContextual"/>
             </w:rPr>
           </w:pPr>
-          <w:hyperlink w:anchor="_Toc231945701" w:history="1">
+          <w:hyperlink w:anchor="_Toc231957407" w:history="1">
             <w:r>
               <w:rPr>
                 <w:rStyle w:val="Hiperligao"/>
@@ -2243,7 +2257,7 @@
                 <w:noProof/>
                 <w:webHidden/>
               </w:rPr>
-              <w:instrText xml:space="preserve"> PAGEREF _Toc231945701 \h </w:instrText>
+              <w:instrText xml:space="preserve"> PAGEREF _Toc231957407 \h </w:instrText>
             </w:r>
             <w:r>
               <w:rPr>
@@ -2291,7 +2305,7 @@
               <w14:ligatures w14:val="standardContextual"/>
             </w:rPr>
           </w:pPr>
-          <w:hyperlink w:anchor="_Toc231945702" w:history="1">
+          <w:hyperlink w:anchor="_Toc231957408" w:history="1">
             <w:r>
               <w:rPr>
                 <w:rStyle w:val="Hiperligao"/>
@@ -2337,7 +2351,7 @@
                 <w:noProof/>
                 <w:webHidden/>
               </w:rPr>
-              <w:instrText xml:space="preserve"> PAGEREF _Toc231945702 \h </w:instrText>
+              <w:instrText xml:space="preserve"> PAGEREF _Toc231957408 \h </w:instrText>
             </w:r>
             <w:r>
               <w:rPr>
@@ -2385,7 +2399,7 @@
               <w14:ligatures w14:val="standardContextual"/>
             </w:rPr>
           </w:pPr>
-          <w:hyperlink w:anchor="_Toc231945703" w:history="1">
+          <w:hyperlink w:anchor="_Toc231957409" w:history="1">
             <w:r>
               <w:rPr>
                 <w:rStyle w:val="Hiperligao"/>
@@ -2433,7 +2447,7 @@
                 <w:noProof/>
                 <w:webHidden/>
               </w:rPr>
-              <w:instrText xml:space="preserve"> PAGEREF _Toc231945703 \h </w:instrText>
+              <w:instrText xml:space="preserve"> PAGEREF _Toc231957409 \h </w:instrText>
             </w:r>
             <w:r>
               <w:rPr>
@@ -2481,7 +2495,7 @@
               <w14:ligatures w14:val="standardContextual"/>
             </w:rPr>
           </w:pPr>
-          <w:hyperlink w:anchor="_Toc231945704" w:history="1">
+          <w:hyperlink w:anchor="_Toc231957410" w:history="1">
             <w:r>
               <w:rPr>
                 <w:rStyle w:val="Hiperligao"/>
@@ -2508,7 +2522,7 @@
                 <w:rFonts w:ascii="Times New Roman" w:hAnsi="Times New Roman" w:cs="Times New Roman"/>
                 <w:noProof/>
               </w:rPr>
-              <w:t>Projetos instalações</w:t>
+              <w:t>Projetos de instalações</w:t>
             </w:r>
             <w:r>
               <w:rPr>
@@ -2544,7 +2558,7 @@
                 <w:noProof/>
                 <w:webHidden/>
               </w:rPr>
-              <w:instrText xml:space="preserve"> PAGEREF _Toc231945704 \h </w:instrText>
+              <w:instrText xml:space="preserve"> PAGEREF _Toc231957410 \h </w:instrText>
             </w:r>
             <w:r>
               <w:rPr>
@@ -2564,7 +2578,7 @@
                 <w:noProof/>
                 <w:webHidden/>
               </w:rPr>
-              <w:t>11</w:t>
+              <w:t>10</w:t>
             </w:r>
             <w:r>
               <w:rPr>
@@ -2592,7 +2606,7 @@
               <w14:ligatures w14:val="standardContextual"/>
             </w:rPr>
           </w:pPr>
-          <w:hyperlink w:anchor="_Toc231945705" w:history="1">
+          <w:hyperlink w:anchor="_Toc231957411" w:history="1">
             <w:r>
               <w:rPr>
                 <w:rStyle w:val="Hiperligao"/>
@@ -2640,7 +2654,7 @@
                 <w:noProof/>
                 <w:webHidden/>
               </w:rPr>
-              <w:instrText xml:space="preserve"> PAGEREF _Toc231945705 \h </w:instrText>
+              <w:instrText xml:space="preserve"> PAGEREF _Toc231957411 \h </w:instrText>
             </w:r>
             <w:r>
               <w:rPr>
@@ -2688,7 +2702,7 @@
               <w14:ligatures w14:val="standardContextual"/>
             </w:rPr>
           </w:pPr>
-          <w:hyperlink w:anchor="_Toc231945706" w:history="1">
+          <w:hyperlink w:anchor="_Toc231957412" w:history="1">
             <w:r>
               <w:rPr>
                 <w:rStyle w:val="Hiperligao"/>
@@ -2736,7 +2750,7 @@
                 <w:noProof/>
                 <w:webHidden/>
               </w:rPr>
-              <w:instrText xml:space="preserve"> PAGEREF _Toc231945706 \h </w:instrText>
+              <w:instrText xml:space="preserve"> PAGEREF _Toc231957412 \h </w:instrText>
             </w:r>
             <w:r>
               <w:rPr>
@@ -2756,7 +2770,7 @@
                 <w:noProof/>
                 <w:webHidden/>
               </w:rPr>
-              <w:t>11</w:t>
+              <w:t>13</w:t>
             </w:r>
             <w:r>
               <w:rPr>
@@ -2784,7 +2798,7 @@
               <w14:ligatures w14:val="standardContextual"/>
             </w:rPr>
           </w:pPr>
-          <w:hyperlink w:anchor="_Toc231945707" w:history="1">
+          <w:hyperlink w:anchor="_Toc231957413" w:history="1">
             <w:r>
               <w:rPr>
                 <w:rStyle w:val="Hiperligao"/>
@@ -2832,7 +2846,7 @@
                 <w:noProof/>
                 <w:webHidden/>
               </w:rPr>
-              <w:instrText xml:space="preserve"> PAGEREF _Toc231945707 \h </w:instrText>
+              <w:instrText xml:space="preserve"> PAGEREF _Toc231957413 \h </w:instrText>
             </w:r>
             <w:r>
               <w:rPr>
@@ -2852,7 +2866,7 @@
                 <w:noProof/>
                 <w:webHidden/>
               </w:rPr>
-              <w:t>11</w:t>
+              <w:t>14</w:t>
             </w:r>
             <w:r>
               <w:rPr>
@@ -2880,7 +2894,7 @@
               <w14:ligatures w14:val="standardContextual"/>
             </w:rPr>
           </w:pPr>
-          <w:hyperlink w:anchor="_Toc231945708" w:history="1">
+          <w:hyperlink w:anchor="_Toc231957414" w:history="1">
             <w:r>
               <w:rPr>
                 <w:rStyle w:val="Hiperligao"/>
@@ -2928,7 +2942,7 @@
                 <w:noProof/>
                 <w:webHidden/>
               </w:rPr>
-              <w:instrText xml:space="preserve"> PAGEREF _Toc231945708 \h </w:instrText>
+              <w:instrText xml:space="preserve"> PAGEREF _Toc231957414 \h </w:instrText>
             </w:r>
             <w:r>
               <w:rPr>
@@ -2948,7 +2962,7 @@
                 <w:noProof/>
                 <w:webHidden/>
               </w:rPr>
-              <w:t>11</w:t>
+              <w:t>14</w:t>
             </w:r>
             <w:r>
               <w:rPr>
@@ -2976,7 +2990,7 @@
               <w14:ligatures w14:val="standardContextual"/>
             </w:rPr>
           </w:pPr>
-          <w:hyperlink w:anchor="_Toc231945709" w:history="1">
+          <w:hyperlink w:anchor="_Toc231957415" w:history="1">
             <w:r>
               <w:rPr>
                 <w:rStyle w:val="Hiperligao"/>
@@ -3022,7 +3036,7 @@
                 <w:noProof/>
                 <w:webHidden/>
               </w:rPr>
-              <w:instrText xml:space="preserve"> PAGEREF _Toc231945709 \h </w:instrText>
+              <w:instrText xml:space="preserve"> PAGEREF _Toc231957415 \h </w:instrText>
             </w:r>
             <w:r>
               <w:rPr>
@@ -3042,7 +3056,7 @@
                 <w:noProof/>
                 <w:webHidden/>
               </w:rPr>
-              <w:t>12</w:t>
+              <w:t>15</w:t>
             </w:r>
             <w:r>
               <w:rPr>
@@ -3070,7 +3084,7 @@
               <w14:ligatures w14:val="standardContextual"/>
             </w:rPr>
           </w:pPr>
-          <w:hyperlink w:anchor="_Toc231945710" w:history="1">
+          <w:hyperlink w:anchor="_Toc231957416" w:history="1">
             <w:r>
               <w:rPr>
                 <w:rStyle w:val="Hiperligao"/>
@@ -3118,7 +3132,7 @@
                 <w:noProof/>
                 <w:webHidden/>
               </w:rPr>
-              <w:instrText xml:space="preserve"> PAGEREF _Toc231945710 \h </w:instrText>
+              <w:instrText xml:space="preserve"> PAGEREF _Toc231957416 \h </w:instrText>
             </w:r>
             <w:r>
               <w:rPr>
@@ -3138,7 +3152,7 @@
                 <w:noProof/>
                 <w:webHidden/>
               </w:rPr>
-              <w:t>12</w:t>
+              <w:t>15</w:t>
             </w:r>
             <w:r>
               <w:rPr>
@@ -3166,7 +3180,7 @@
               <w14:ligatures w14:val="standardContextual"/>
             </w:rPr>
           </w:pPr>
-          <w:hyperlink w:anchor="_Toc231945711" w:history="1">
+          <w:hyperlink w:anchor="_Toc231957417" w:history="1">
             <w:r>
               <w:rPr>
                 <w:rStyle w:val="Hiperligao"/>
@@ -3214,7 +3228,7 @@
                 <w:noProof/>
                 <w:webHidden/>
               </w:rPr>
-              <w:instrText xml:space="preserve"> PAGEREF _Toc231945711 \h </w:instrText>
+              <w:instrText xml:space="preserve"> PAGEREF _Toc231957417 \h </w:instrText>
             </w:r>
             <w:r>
               <w:rPr>
@@ -3234,7 +3248,7 @@
                 <w:noProof/>
                 <w:webHidden/>
               </w:rPr>
-              <w:t>12</w:t>
+              <w:t>15</w:t>
             </w:r>
             <w:r>
               <w:rPr>
@@ -3262,7 +3276,7 @@
               <w14:ligatures w14:val="standardContextual"/>
             </w:rPr>
           </w:pPr>
-          <w:hyperlink w:anchor="_Toc231945712" w:history="1">
+          <w:hyperlink w:anchor="_Toc231957418" w:history="1">
             <w:r>
               <w:rPr>
                 <w:rStyle w:val="Hiperligao"/>
@@ -3310,7 +3324,7 @@
                 <w:noProof/>
                 <w:webHidden/>
               </w:rPr>
-              <w:instrText xml:space="preserve"> PAGEREF _Toc231945712 \h </w:instrText>
+              <w:instrText xml:space="preserve"> PAGEREF _Toc231957418 \h </w:instrText>
             </w:r>
             <w:r>
               <w:rPr>
@@ -3330,7 +3344,7 @@
                 <w:noProof/>
                 <w:webHidden/>
               </w:rPr>
-              <w:t>12</w:t>
+              <w:t>15</w:t>
             </w:r>
             <w:r>
               <w:rPr>
@@ -3358,7 +3372,7 @@
               <w14:ligatures w14:val="standardContextual"/>
             </w:rPr>
           </w:pPr>
-          <w:hyperlink w:anchor="_Toc231945713" w:history="1">
+          <w:hyperlink w:anchor="_Toc231957419" w:history="1">
             <w:r>
               <w:rPr>
                 <w:rStyle w:val="Hiperligao"/>
@@ -3406,7 +3420,7 @@
                 <w:noProof/>
                 <w:webHidden/>
               </w:rPr>
-              <w:instrText xml:space="preserve"> PAGEREF _Toc231945713 \h </w:instrText>
+              <w:instrText xml:space="preserve"> PAGEREF _Toc231957419 \h </w:instrText>
             </w:r>
             <w:r>
               <w:rPr>
@@ -3426,7 +3440,7 @@
                 <w:noProof/>
                 <w:webHidden/>
               </w:rPr>
-              <w:t>12</w:t>
+              <w:t>15</w:t>
             </w:r>
             <w:r>
               <w:rPr>
@@ -3454,7 +3468,7 @@
               <w14:ligatures w14:val="standardContextual"/>
             </w:rPr>
           </w:pPr>
-          <w:hyperlink w:anchor="_Toc231945714" w:history="1">
+          <w:hyperlink w:anchor="_Toc231957420" w:history="1">
             <w:r>
               <w:rPr>
                 <w:rStyle w:val="Hiperligao"/>
@@ -3502,7 +3516,7 @@
                 <w:noProof/>
                 <w:webHidden/>
               </w:rPr>
-              <w:instrText xml:space="preserve"> PAGEREF _Toc231945714 \h </w:instrText>
+              <w:instrText xml:space="preserve"> PAGEREF _Toc231957420 \h </w:instrText>
             </w:r>
             <w:r>
               <w:rPr>
@@ -3522,7 +3536,7 @@
                 <w:noProof/>
                 <w:webHidden/>
               </w:rPr>
-              <w:t>12</w:t>
+              <w:t>15</w:t>
             </w:r>
             <w:r>
               <w:rPr>
@@ -3550,7 +3564,7 @@
               <w14:ligatures w14:val="standardContextual"/>
             </w:rPr>
           </w:pPr>
-          <w:hyperlink w:anchor="_Toc231945715" w:history="1">
+          <w:hyperlink w:anchor="_Toc231957421" w:history="1">
             <w:r>
               <w:rPr>
                 <w:rStyle w:val="Hiperligao"/>
@@ -3598,7 +3612,7 @@
                 <w:noProof/>
                 <w:webHidden/>
               </w:rPr>
-              <w:instrText xml:space="preserve"> PAGEREF _Toc231945715 \h </w:instrText>
+              <w:instrText xml:space="preserve"> PAGEREF _Toc231957421 \h </w:instrText>
             </w:r>
             <w:r>
               <w:rPr>
@@ -3618,7 +3632,7 @@
                 <w:noProof/>
                 <w:webHidden/>
               </w:rPr>
-              <w:t>12</w:t>
+              <w:t>15</w:t>
             </w:r>
             <w:r>
               <w:rPr>
@@ -3646,7 +3660,7 @@
               <w14:ligatures w14:val="standardContextual"/>
             </w:rPr>
           </w:pPr>
-          <w:hyperlink w:anchor="_Toc231945716" w:history="1">
+          <w:hyperlink w:anchor="_Toc231957422" w:history="1">
             <w:r>
               <w:rPr>
                 <w:rStyle w:val="Hiperligao"/>
@@ -3694,7 +3708,7 @@
                 <w:noProof/>
                 <w:webHidden/>
               </w:rPr>
-              <w:instrText xml:space="preserve"> PAGEREF _Toc231945716 \h </w:instrText>
+              <w:instrText xml:space="preserve"> PAGEREF _Toc231957422 \h </w:instrText>
             </w:r>
             <w:r>
               <w:rPr>
@@ -3714,7 +3728,7 @@
                 <w:noProof/>
                 <w:webHidden/>
               </w:rPr>
-              <w:t>12</w:t>
+              <w:t>16</w:t>
             </w:r>
             <w:r>
               <w:rPr>
@@ -3742,7 +3756,7 @@
               <w14:ligatures w14:val="standardContextual"/>
             </w:rPr>
           </w:pPr>
-          <w:hyperlink w:anchor="_Toc231945717" w:history="1">
+          <w:hyperlink w:anchor="_Toc231957423" w:history="1">
             <w:r>
               <w:rPr>
                 <w:rStyle w:val="Hiperligao"/>
@@ -3788,7 +3802,7 @@
                 <w:noProof/>
                 <w:webHidden/>
               </w:rPr>
-              <w:instrText xml:space="preserve"> PAGEREF _Toc231945717 \h </w:instrText>
+              <w:instrText xml:space="preserve"> PAGEREF _Toc231957423 \h </w:instrText>
             </w:r>
             <w:r>
               <w:rPr>
@@ -3808,7 +3822,7 @@
                 <w:noProof/>
                 <w:webHidden/>
               </w:rPr>
-              <w:t>13</w:t>
+              <w:t>16</w:t>
             </w:r>
             <w:r>
               <w:rPr>
@@ -3836,7 +3850,7 @@
               <w14:ligatures w14:val="standardContextual"/>
             </w:rPr>
           </w:pPr>
-          <w:hyperlink w:anchor="_Toc231945718" w:history="1">
+          <w:hyperlink w:anchor="_Toc231957424" w:history="1">
             <w:r>
               <w:rPr>
                 <w:rStyle w:val="Hiperligao"/>
@@ -3884,7 +3898,7 @@
                 <w:noProof/>
                 <w:webHidden/>
               </w:rPr>
-              <w:instrText xml:space="preserve"> PAGEREF _Toc231945718 \h </w:instrText>
+              <w:instrText xml:space="preserve"> PAGEREF _Toc231957424 \h </w:instrText>
             </w:r>
             <w:r>
               <w:rPr>
@@ -3904,7 +3918,7 @@
                 <w:noProof/>
                 <w:webHidden/>
               </w:rPr>
-              <w:t>13</w:t>
+              <w:t>16</w:t>
             </w:r>
             <w:r>
               <w:rPr>
@@ -3932,7 +3946,7 @@
               <w14:ligatures w14:val="standardContextual"/>
             </w:rPr>
           </w:pPr>
-          <w:hyperlink w:anchor="_Toc231945719" w:history="1">
+          <w:hyperlink w:anchor="_Toc231957425" w:history="1">
             <w:r>
               <w:rPr>
                 <w:rStyle w:val="Hiperligao"/>
@@ -3980,7 +3994,7 @@
                 <w:noProof/>
                 <w:webHidden/>
               </w:rPr>
-              <w:instrText xml:space="preserve"> PAGEREF _Toc231945719 \h </w:instrText>
+              <w:instrText xml:space="preserve"> PAGEREF _Toc231957425 \h </w:instrText>
             </w:r>
             <w:r>
               <w:rPr>
@@ -4000,7 +4014,7 @@
                 <w:noProof/>
                 <w:webHidden/>
               </w:rPr>
-              <w:t>13</w:t>
+              <w:t>16</w:t>
             </w:r>
             <w:r>
               <w:rPr>
@@ -4028,7 +4042,7 @@
               <w14:ligatures w14:val="standardContextual"/>
             </w:rPr>
           </w:pPr>
-          <w:hyperlink w:anchor="_Toc231945720" w:history="1">
+          <w:hyperlink w:anchor="_Toc231957426" w:history="1">
             <w:r>
               <w:rPr>
                 <w:rStyle w:val="Hiperligao"/>
@@ -4076,7 +4090,7 @@
                 <w:noProof/>
                 <w:webHidden/>
               </w:rPr>
-              <w:instrText xml:space="preserve"> PAGEREF _Toc231945720 \h </w:instrText>
+              <w:instrText xml:space="preserve"> PAGEREF _Toc231957426 \h </w:instrText>
             </w:r>
             <w:r>
               <w:rPr>
@@ -4096,7 +4110,7 @@
                 <w:noProof/>
                 <w:webHidden/>
               </w:rPr>
-              <w:t>13</w:t>
+              <w:t>16</w:t>
             </w:r>
             <w:r>
               <w:rPr>
@@ -4124,7 +4138,7 @@
               <w14:ligatures w14:val="standardContextual"/>
             </w:rPr>
           </w:pPr>
-          <w:hyperlink w:anchor="_Toc231945721" w:history="1">
+          <w:hyperlink w:anchor="_Toc231957427" w:history="1">
             <w:r>
               <w:rPr>
                 <w:rStyle w:val="Hiperligao"/>
@@ -4170,7 +4184,7 @@
                 <w:noProof/>
                 <w:webHidden/>
               </w:rPr>
-              <w:instrText xml:space="preserve"> PAGEREF _Toc231945721 \h </w:instrText>
+              <w:instrText xml:space="preserve"> PAGEREF _Toc231957427 \h </w:instrText>
             </w:r>
             <w:r>
               <w:rPr>
@@ -4190,7 +4204,7 @@
                 <w:noProof/>
                 <w:webHidden/>
               </w:rPr>
-              <w:t>13</w:t>
+              <w:t>16</w:t>
             </w:r>
             <w:r>
               <w:rPr>
@@ -4217,7 +4231,7 @@
               <w14:ligatures w14:val="standardContextual"/>
             </w:rPr>
           </w:pPr>
-          <w:hyperlink w:anchor="_Toc231945722" w:history="1">
+          <w:hyperlink w:anchor="_Toc231957428" w:history="1">
             <w:r>
               <w:rPr>
                 <w:rStyle w:val="Hiperligao"/>
@@ -4244,7 +4258,7 @@
                 <w:noProof/>
                 <w:webHidden/>
               </w:rPr>
-              <w:instrText xml:space="preserve"> PAGEREF _Toc231945722 \h </w:instrText>
+              <w:instrText xml:space="preserve"> PAGEREF _Toc231957428 \h </w:instrText>
             </w:r>
             <w:r>
               <w:rPr>
@@ -4264,7 +4278,7 @@
                 <w:noProof/>
                 <w:webHidden/>
               </w:rPr>
-              <w:t>14</w:t>
+              <w:t>17</w:t>
             </w:r>
             <w:r>
               <w:rPr>
@@ -4291,7 +4305,7 @@
               <w14:ligatures w14:val="standardContextual"/>
             </w:rPr>
           </w:pPr>
-          <w:hyperlink w:anchor="_Toc231945723" w:history="1">
+          <w:hyperlink w:anchor="_Toc231957429" w:history="1">
             <w:r>
               <w:rPr>
                 <w:rStyle w:val="Hiperligao"/>
@@ -4318,7 +4332,7 @@
                 <w:noProof/>
                 <w:webHidden/>
               </w:rPr>
-              <w:instrText xml:space="preserve"> PAGEREF _Toc231945723 \h </w:instrText>
+              <w:instrText xml:space="preserve"> PAGEREF _Toc231957429 \h </w:instrText>
             </w:r>
             <w:r>
               <w:rPr>
@@ -4338,7 +4352,7 @@
                 <w:noProof/>
                 <w:webHidden/>
               </w:rPr>
-              <w:t>15</w:t>
+              <w:t>18</w:t>
             </w:r>
             <w:r>
               <w:rPr>
@@ -4365,7 +4379,7 @@
               <w14:ligatures w14:val="standardContextual"/>
             </w:rPr>
           </w:pPr>
-          <w:hyperlink w:anchor="_Toc231945724" w:history="1">
+          <w:hyperlink w:anchor="_Toc231957430" w:history="1">
             <w:r>
               <w:rPr>
                 <w:rStyle w:val="Hiperligao"/>
@@ -4392,7 +4406,7 @@
                 <w:noProof/>
                 <w:webHidden/>
               </w:rPr>
-              <w:instrText xml:space="preserve"> PAGEREF _Toc231945724 \h </w:instrText>
+              <w:instrText xml:space="preserve"> PAGEREF _Toc231957430 \h </w:instrText>
             </w:r>
             <w:r>
               <w:rPr>
@@ -4412,7 +4426,7 @@
                 <w:noProof/>
                 <w:webHidden/>
               </w:rPr>
-              <w:t>16</w:t>
+              <w:t>19</w:t>
             </w:r>
             <w:r>
               <w:rPr>
@@ -4633,12 +4647,6 @@
         <w:gridCol w:w="7375"/>
       </w:tblGrid>
       <w:tr>
-        <w:tblPrEx>
-          <w:tblCellMar>
-            <w:top w:w="0" w:type="dxa"/>
-            <w:bottom w:w="0" w:type="dxa"/>
-          </w:tblCellMar>
-        </w:tblPrEx>
         <w:tc>
           <w:tcPr>
             <w:tcW w:w="1985" w:type="dxa"/>
@@ -4699,12 +4707,6 @@
         </w:tc>
       </w:tr>
       <w:tr>
-        <w:tblPrEx>
-          <w:tblCellMar>
-            <w:top w:w="0" w:type="dxa"/>
-            <w:bottom w:w="0" w:type="dxa"/>
-          </w:tblCellMar>
-        </w:tblPrEx>
         <w:tc>
           <w:tcPr>
             <w:tcW w:w="1985" w:type="dxa"/>
@@ -4821,12 +4823,6 @@
         </w:tc>
       </w:tr>
       <w:tr>
-        <w:tblPrEx>
-          <w:tblCellMar>
-            <w:top w:w="0" w:type="dxa"/>
-            <w:bottom w:w="0" w:type="dxa"/>
-          </w:tblCellMar>
-        </w:tblPrEx>
         <w:tc>
           <w:tcPr>
             <w:tcW w:w="1985" w:type="dxa"/>
@@ -4887,12 +4883,6 @@
         </w:tc>
       </w:tr>
       <w:tr>
-        <w:tblPrEx>
-          <w:tblCellMar>
-            <w:top w:w="0" w:type="dxa"/>
-            <w:bottom w:w="0" w:type="dxa"/>
-          </w:tblCellMar>
-        </w:tblPrEx>
         <w:tc>
           <w:tcPr>
             <w:tcW w:w="1985" w:type="dxa"/>
@@ -4967,12 +4957,6 @@
         </w:tc>
       </w:tr>
       <w:tr>
-        <w:tblPrEx>
-          <w:tblCellMar>
-            <w:top w:w="0" w:type="dxa"/>
-            <w:bottom w:w="0" w:type="dxa"/>
-          </w:tblCellMar>
-        </w:tblPrEx>
         <w:tc>
           <w:tcPr>
             <w:tcW w:w="1985" w:type="dxa"/>
@@ -5067,12 +5051,6 @@
         </w:tc>
       </w:tr>
       <w:tr>
-        <w:tblPrEx>
-          <w:tblCellMar>
-            <w:top w:w="0" w:type="dxa"/>
-            <w:bottom w:w="0" w:type="dxa"/>
-          </w:tblCellMar>
-        </w:tblPrEx>
         <w:tc>
           <w:tcPr>
             <w:tcW w:w="1985" w:type="dxa"/>
@@ -5189,12 +5167,6 @@
         </w:tc>
       </w:tr>
       <w:tr>
-        <w:tblPrEx>
-          <w:tblCellMar>
-            <w:top w:w="0" w:type="dxa"/>
-            <w:bottom w:w="0" w:type="dxa"/>
-          </w:tblCellMar>
-        </w:tblPrEx>
         <w:tc>
           <w:tcPr>
             <w:tcW w:w="1985" w:type="dxa"/>
@@ -5255,12 +5227,6 @@
         </w:tc>
       </w:tr>
       <w:tr>
-        <w:tblPrEx>
-          <w:tblCellMar>
-            <w:top w:w="0" w:type="dxa"/>
-            <w:bottom w:w="0" w:type="dxa"/>
-          </w:tblCellMar>
-        </w:tblPrEx>
         <w:tc>
           <w:tcPr>
             <w:tcW w:w="1985" w:type="dxa"/>
@@ -5321,12 +5287,6 @@
         </w:tc>
       </w:tr>
       <w:tr>
-        <w:tblPrEx>
-          <w:tblCellMar>
-            <w:top w:w="0" w:type="dxa"/>
-            <w:bottom w:w="0" w:type="dxa"/>
-          </w:tblCellMar>
-        </w:tblPrEx>
         <w:tc>
           <w:tcPr>
             <w:tcW w:w="1985" w:type="dxa"/>
@@ -5387,12 +5347,6 @@
         </w:tc>
       </w:tr>
       <w:tr>
-        <w:tblPrEx>
-          <w:tblCellMar>
-            <w:top w:w="0" w:type="dxa"/>
-            <w:bottom w:w="0" w:type="dxa"/>
-          </w:tblCellMar>
-        </w:tblPrEx>
         <w:tc>
           <w:tcPr>
             <w:tcW w:w="1985" w:type="dxa"/>
@@ -5453,12 +5407,6 @@
         </w:tc>
       </w:tr>
       <w:tr>
-        <w:tblPrEx>
-          <w:tblCellMar>
-            <w:top w:w="0" w:type="dxa"/>
-            <w:bottom w:w="0" w:type="dxa"/>
-          </w:tblCellMar>
-        </w:tblPrEx>
         <w:tc>
           <w:tcPr>
             <w:tcW w:w="1985" w:type="dxa"/>
@@ -5519,12 +5467,6 @@
         </w:tc>
       </w:tr>
       <w:tr>
-        <w:tblPrEx>
-          <w:tblCellMar>
-            <w:top w:w="0" w:type="dxa"/>
-            <w:bottom w:w="0" w:type="dxa"/>
-          </w:tblCellMar>
-        </w:tblPrEx>
         <w:tc>
           <w:tcPr>
             <w:tcW w:w="1985" w:type="dxa"/>
@@ -5593,12 +5535,6 @@
         </w:tc>
       </w:tr>
       <w:tr>
-        <w:tblPrEx>
-          <w:tblCellMar>
-            <w:top w:w="0" w:type="dxa"/>
-            <w:bottom w:w="0" w:type="dxa"/>
-          </w:tblCellMar>
-        </w:tblPrEx>
         <w:tc>
           <w:tcPr>
             <w:tcW w:w="1985" w:type="dxa"/>
@@ -5659,12 +5595,6 @@
         </w:tc>
       </w:tr>
       <w:tr>
-        <w:tblPrEx>
-          <w:tblCellMar>
-            <w:top w:w="0" w:type="dxa"/>
-            <w:bottom w:w="0" w:type="dxa"/>
-          </w:tblCellMar>
-        </w:tblPrEx>
         <w:tc>
           <w:tcPr>
             <w:tcW w:w="1985" w:type="dxa"/>
@@ -5781,12 +5711,6 @@
         </w:tc>
       </w:tr>
       <w:tr>
-        <w:tblPrEx>
-          <w:tblCellMar>
-            <w:top w:w="0" w:type="dxa"/>
-            <w:bottom w:w="0" w:type="dxa"/>
-          </w:tblCellMar>
-        </w:tblPrEx>
         <w:tc>
           <w:tcPr>
             <w:tcW w:w="1985" w:type="dxa"/>
@@ -5898,7 +5822,7 @@
       <w:bookmarkStart w:id="0" w:name="_Toc76320096"/>
       <w:bookmarkStart w:id="1" w:name="_Toc76320123"/>
       <w:bookmarkStart w:id="2" w:name="_Toc76320164"/>
-      <w:bookmarkStart w:id="3" w:name="_Toc231945695"/>
+      <w:bookmarkStart w:id="3" w:name="_Toc231957401"/>
       <w:r>
         <w:rPr>
           <w:sz w:val="28"/>
@@ -5930,7 +5854,7 @@
       <w:bookmarkStart w:id="4" w:name="_Toc76320097"/>
       <w:bookmarkStart w:id="5" w:name="_Toc76320124"/>
       <w:bookmarkStart w:id="6" w:name="_Toc76320165"/>
-      <w:bookmarkStart w:id="7" w:name="_Toc231945696"/>
+      <w:bookmarkStart w:id="7" w:name="_Toc231957402"/>
       <w:r>
         <w:rPr>
           <w:rFonts w:ascii="Times New Roman" w:hAnsi="Times New Roman" w:cs="Times New Roman"/>
@@ -6009,7 +5933,7 @@
       <w:bookmarkStart w:id="8" w:name="_Toc76320098"/>
       <w:bookmarkStart w:id="9" w:name="_Toc76320125"/>
       <w:bookmarkStart w:id="10" w:name="_Toc76320166"/>
-      <w:bookmarkStart w:id="11" w:name="_Toc231945697"/>
+      <w:bookmarkStart w:id="11" w:name="_Toc231957403"/>
       <w:r>
         <w:rPr>
           <w:rFonts w:ascii="Times New Roman" w:hAnsi="Times New Roman" w:cs="Times New Roman"/>
@@ -6210,7 +6134,7 @@
       <w:bookmarkStart w:id="12" w:name="_Toc76320099"/>
       <w:bookmarkStart w:id="13" w:name="_Toc76320126"/>
       <w:bookmarkStart w:id="14" w:name="_Toc76320167"/>
-      <w:bookmarkStart w:id="15" w:name="_Toc231945698"/>
+      <w:bookmarkStart w:id="15" w:name="_Toc231957404"/>
       <w:r>
         <w:rPr>
           <w:rFonts w:ascii="Times New Roman" w:hAnsi="Times New Roman" w:cs="Times New Roman"/>
@@ -6563,7 +6487,7 @@
       <w:bookmarkStart w:id="16" w:name="_Toc76320100"/>
       <w:bookmarkStart w:id="17" w:name="_Toc76320127"/>
       <w:bookmarkStart w:id="18" w:name="_Toc76320168"/>
-      <w:bookmarkStart w:id="19" w:name="_Toc231945699"/>
+      <w:bookmarkStart w:id="19" w:name="_Toc231957405"/>
       <w:r>
         <w:rPr>
           <w:rFonts w:ascii="Times New Roman" w:hAnsi="Times New Roman" w:cs="Times New Roman"/>
@@ -6837,20 +6761,27 @@
         <w:jc w:val="both"/>
         <w:rPr>
           <w:rFonts w:ascii="Times New Roman" w:hAnsi="Times New Roman" w:cs="Times New Roman"/>
-          <w:color w:val="auto"/>
-        </w:rPr>
-      </w:pPr>
-      <w:bookmarkStart w:id="23" w:name="_Toc231945700"/>
-      <w:r>
-        <w:rPr>
-          <w:rFonts w:ascii="Times New Roman" w:hAnsi="Times New Roman" w:cs="Times New Roman"/>
-          <w:color w:val="auto"/>
+          <w:color w:val="EE0000"/>
+        </w:rPr>
+      </w:pPr>
+      <w:bookmarkStart w:id="23" w:name="_Toc231957406"/>
+      <w:r>
+        <w:rPr>
+          <w:rFonts w:ascii="Times New Roman" w:hAnsi="Times New Roman" w:cs="Times New Roman"/>
+          <w:color w:val="EE0000"/>
         </w:rPr>
         <w:t>Motivação para a escolha deste trabalho</w:t>
       </w:r>
       <w:bookmarkEnd w:id="20"/>
       <w:bookmarkEnd w:id="21"/>
       <w:bookmarkEnd w:id="22"/>
+      <w:r>
+        <w:rPr>
+          <w:rFonts w:ascii="Times New Roman" w:hAnsi="Times New Roman" w:cs="Times New Roman"/>
+          <w:color w:val="EE0000"/>
+        </w:rPr>
+        <w:t xml:space="preserve"> falar da empresa acolhimento</w:t>
+      </w:r>
       <w:bookmarkEnd w:id="23"/>
     </w:p>
     <w:p>
@@ -6961,7 +6892,7 @@
       <w:bookmarkStart w:id="24" w:name="_Toc76320102"/>
       <w:bookmarkStart w:id="25" w:name="_Toc76320129"/>
       <w:bookmarkStart w:id="26" w:name="_Toc76320170"/>
-      <w:bookmarkStart w:id="27" w:name="_Toc231945701"/>
+      <w:bookmarkStart w:id="27" w:name="_Toc231957407"/>
       <w:r>
         <w:rPr>
           <w:rFonts w:ascii="Times New Roman" w:hAnsi="Times New Roman" w:cs="Times New Roman"/>
@@ -7223,7 +7154,7 @@
           <w:szCs w:val="28"/>
         </w:rPr>
       </w:pPr>
-      <w:bookmarkStart w:id="28" w:name="_Toc231945702"/>
+      <w:bookmarkStart w:id="28" w:name="_Toc231957408"/>
       <w:r>
         <w:rPr>
           <w:sz w:val="28"/>
@@ -7259,7 +7190,7 @@
         </w:rPr>
         <w:t xml:space="preserve"> </w:t>
       </w:r>
-      <w:bookmarkStart w:id="29" w:name="_Toc231945703"/>
+      <w:bookmarkStart w:id="29" w:name="_Toc231957409"/>
       <w:r>
         <w:rPr>
           <w:rFonts w:ascii="Times New Roman" w:hAnsi="Times New Roman" w:cs="Times New Roman"/>
@@ -7489,7 +7420,7 @@
           <w:sz w:val="24"/>
         </w:rPr>
       </w:pPr>
-      <w:bookmarkStart w:id="30" w:name="_Toc231945704"/>
+      <w:bookmarkStart w:id="30" w:name="_Toc231957410"/>
       <w:r>
         <w:rPr>
           <w:rFonts w:ascii="Times New Roman" w:hAnsi="Times New Roman" w:cs="Times New Roman"/>
@@ -7628,7 +7559,7 @@
           <w:sz w:val="24"/>
         </w:rPr>
       </w:pPr>
-      <w:bookmarkStart w:id="31" w:name="_Toc231945705"/>
+      <w:bookmarkStart w:id="31" w:name="_Toc231957411"/>
       <w:r>
         <w:rPr>
           <w:rFonts w:ascii="Times New Roman" w:hAnsi="Times New Roman" w:cs="Times New Roman"/>
@@ -8461,7 +8392,7 @@
           <w:sz w:val="24"/>
         </w:rPr>
       </w:pPr>
-      <w:bookmarkStart w:id="32" w:name="_Toc231945706"/>
+      <w:bookmarkStart w:id="32" w:name="_Toc231957412"/>
       <w:r>
         <w:rPr>
           <w:rFonts w:ascii="Times New Roman" w:hAnsi="Times New Roman" w:cs="Times New Roman"/>
@@ -8691,6 +8622,7 @@
     <w:p>
       <w:pPr>
         <w:spacing w:after="0" w:line="360" w:lineRule="auto"/>
+        <w:ind w:left="708" w:hanging="708"/>
         <w:jc w:val="both"/>
         <w:rPr>
           <w:rFonts w:ascii="Times New Roman" w:eastAsia="Times New Roman" w:hAnsi="Times New Roman" w:cs="Times New Roman"/>
@@ -9471,7 +9403,7 @@
           <w:sz w:val="24"/>
         </w:rPr>
       </w:pPr>
-      <w:bookmarkStart w:id="33" w:name="_Toc231945707"/>
+      <w:bookmarkStart w:id="33" w:name="_Toc231957413"/>
       <w:r>
         <w:rPr>
           <w:rFonts w:ascii="Times New Roman" w:hAnsi="Times New Roman" w:cs="Times New Roman"/>
@@ -9637,7 +9569,7 @@
           <w:sz w:val="24"/>
         </w:rPr>
       </w:pPr>
-      <w:bookmarkStart w:id="34" w:name="_Toc231945708"/>
+      <w:bookmarkStart w:id="34" w:name="_Toc231957414"/>
       <w:r>
         <w:rPr>
           <w:rFonts w:ascii="Times New Roman" w:hAnsi="Times New Roman" w:cs="Times New Roman"/>
@@ -9774,7 +9706,7 @@
           <w:szCs w:val="28"/>
         </w:rPr>
       </w:pPr>
-      <w:bookmarkStart w:id="35" w:name="_Toc231945709"/>
+      <w:bookmarkStart w:id="35" w:name="_Toc231957415"/>
       <w:r>
         <w:rPr>
           <w:sz w:val="28"/>
@@ -9841,7 +9773,7 @@
           <w:color w:val="auto"/>
         </w:rPr>
       </w:pPr>
-      <w:bookmarkStart w:id="36" w:name="_Toc231945710"/>
+      <w:bookmarkStart w:id="36" w:name="_Toc231957416"/>
       <w:r>
         <w:rPr>
           <w:rFonts w:ascii="Times New Roman" w:hAnsi="Times New Roman" w:cs="Times New Roman"/>
@@ -9920,7 +9852,7 @@
           <w:color w:val="auto"/>
         </w:rPr>
       </w:pPr>
-      <w:bookmarkStart w:id="37" w:name="_Toc231945711"/>
+      <w:bookmarkStart w:id="37" w:name="_Toc231957417"/>
       <w:r>
         <w:rPr>
           <w:rFonts w:ascii="Times New Roman" w:hAnsi="Times New Roman" w:cs="Times New Roman"/>
@@ -10023,7 +9955,7 @@
           <w:color w:val="auto"/>
         </w:rPr>
       </w:pPr>
-      <w:bookmarkStart w:id="38" w:name="_Toc231945712"/>
+      <w:bookmarkStart w:id="38" w:name="_Toc231957418"/>
       <w:r>
         <w:rPr>
           <w:rFonts w:ascii="Times New Roman" w:hAnsi="Times New Roman" w:cs="Times New Roman"/>
@@ -10063,7 +9995,7 @@
           <w:sz w:val="24"/>
         </w:rPr>
       </w:pPr>
-      <w:bookmarkStart w:id="39" w:name="_Toc231945713"/>
+      <w:bookmarkStart w:id="39" w:name="_Toc231957419"/>
       <w:r>
         <w:rPr>
           <w:rFonts w:ascii="Times New Roman" w:hAnsi="Times New Roman" w:cs="Times New Roman"/>
@@ -10134,7 +10066,7 @@
           <w:sz w:val="24"/>
         </w:rPr>
       </w:pPr>
-      <w:bookmarkStart w:id="40" w:name="_Toc231945714"/>
+      <w:bookmarkStart w:id="40" w:name="_Toc231957420"/>
       <w:r>
         <w:rPr>
           <w:rFonts w:ascii="Times New Roman" w:hAnsi="Times New Roman" w:cs="Times New Roman"/>
@@ -10279,7 +10211,7 @@
           <w:sz w:val="24"/>
         </w:rPr>
       </w:pPr>
-      <w:bookmarkStart w:id="41" w:name="_Toc231945715"/>
+      <w:bookmarkStart w:id="41" w:name="_Toc231957421"/>
       <w:r>
         <w:rPr>
           <w:rFonts w:ascii="Times New Roman" w:hAnsi="Times New Roman" w:cs="Times New Roman"/>
@@ -10421,7 +10353,7 @@
           <w:color w:val="auto"/>
         </w:rPr>
       </w:pPr>
-      <w:bookmarkStart w:id="42" w:name="_Toc231945716"/>
+      <w:bookmarkStart w:id="42" w:name="_Toc231957422"/>
       <w:r>
         <w:rPr>
           <w:rFonts w:ascii="Times New Roman" w:hAnsi="Times New Roman" w:cs="Times New Roman"/>
@@ -10464,7 +10396,7 @@
           <w:szCs w:val="28"/>
         </w:rPr>
       </w:pPr>
-      <w:bookmarkStart w:id="43" w:name="_Toc231945717"/>
+      <w:bookmarkStart w:id="43" w:name="_Toc231957423"/>
       <w:r>
         <w:rPr>
           <w:sz w:val="28"/>
@@ -10503,7 +10435,7 @@
           <w:color w:val="auto"/>
         </w:rPr>
       </w:pPr>
-      <w:bookmarkStart w:id="44" w:name="_Toc231945718"/>
+      <w:bookmarkStart w:id="44" w:name="_Toc231957424"/>
       <w:r>
         <w:rPr>
           <w:rFonts w:ascii="Times New Roman" w:hAnsi="Times New Roman" w:cs="Times New Roman"/>
@@ -10564,7 +10496,7 @@
           <w:color w:val="auto"/>
         </w:rPr>
       </w:pPr>
-      <w:bookmarkStart w:id="45" w:name="_Toc231945719"/>
+      <w:bookmarkStart w:id="45" w:name="_Toc231957425"/>
       <w:r>
         <w:rPr>
           <w:rFonts w:ascii="Times New Roman" w:hAnsi="Times New Roman" w:cs="Times New Roman"/>
@@ -10702,7 +10634,7 @@
           <w:color w:val="auto"/>
         </w:rPr>
       </w:pPr>
-      <w:bookmarkStart w:id="46" w:name="_Toc231945720"/>
+      <w:bookmarkStart w:id="46" w:name="_Toc231957426"/>
       <w:r>
         <w:rPr>
           <w:rFonts w:ascii="Times New Roman" w:hAnsi="Times New Roman" w:cs="Times New Roman"/>
@@ -10765,7 +10697,7 @@
       <w:bookmarkStart w:id="47" w:name="_Toc76320115"/>
       <w:bookmarkStart w:id="48" w:name="_Toc76320155"/>
       <w:bookmarkStart w:id="49" w:name="_Toc76320183"/>
-      <w:bookmarkStart w:id="50" w:name="_Toc231945721"/>
+      <w:bookmarkStart w:id="50" w:name="_Toc231957427"/>
       <w:r>
         <w:rPr>
           <w:sz w:val="28"/>
@@ -10811,30 +10743,39 @@
         <w:spacing w:line="360" w:lineRule="auto"/>
         <w:jc w:val="both"/>
         <w:rPr>
+          <w:lang w:eastAsia="pt-PT"/>
+        </w:rPr>
+      </w:pPr>
+      <w:r>
+        <w:rPr>
+          <w:lang w:eastAsia="pt-PT"/>
+        </w:rPr>
+        <w:t xml:space="preserve">"Escreve 2 parágrafos em português europeu, estilo impessoal, académico, justificado, sem listas. Tema: comentário geral sobre o estágio na SISINT — objetivos alcançados, principais tarefas desenvolvidas (modelação 3D de subestações AT/MT em </w:t>
+      </w:r>
+      <w:proofErr w:type="spellStart"/>
+      <w:r>
+        <w:rPr>
+          <w:lang w:eastAsia="pt-PT"/>
+        </w:rPr>
+        <w:t>Revit</w:t>
+      </w:r>
+      <w:proofErr w:type="spellEnd"/>
+      <w:r>
+        <w:rPr>
+          <w:lang w:eastAsia="pt-PT"/>
+        </w:rPr>
+        <w:t>, criação de famílias, produção de documentação técnica), e aspetos mais relevantes da aprendizagem adquirida. Referir o carácter multidisciplinar da empresa. Máximo 12 linhas."</w:t>
+      </w:r>
+    </w:p>
+    <w:p>
+      <w:pPr>
+        <w:spacing w:line="360" w:lineRule="auto"/>
+        <w:jc w:val="both"/>
+        <w:rPr>
           <w:highlight w:val="lightGray"/>
           <w:lang w:eastAsia="pt-PT"/>
         </w:rPr>
       </w:pPr>
-      <w:r>
-        <w:rPr>
-          <w:lang w:eastAsia="pt-PT"/>
-        </w:rPr>
-        <w:t xml:space="preserve">"Escreve 2 parágrafos em português europeu, estilo impessoal, académico, justificado, sem listas. Tema: comentário geral sobre o estágio na SISINT — objetivos alcançados, principais tarefas desenvolvidas (modelação 3D de subestações AT/MT em </w:t>
-      </w:r>
-      <w:proofErr w:type="spellStart"/>
-      <w:r>
-        <w:rPr>
-          <w:lang w:eastAsia="pt-PT"/>
-        </w:rPr>
-        <w:t>Revit</w:t>
-      </w:r>
-      <w:proofErr w:type="spellEnd"/>
-      <w:r>
-        <w:rPr>
-          <w:lang w:eastAsia="pt-PT"/>
-        </w:rPr>
-        <w:t>, criação de famílias, produção de documentação técnica), e aspetos mais relevantes da aprendizagem adquirida. Referir o carácter multidisciplinar da empresa. Máximo 12 linhas."</w:t>
-      </w:r>
     </w:p>
     <w:p>
       <w:pPr>
@@ -10862,6 +10803,7 @@
           <w:szCs w:val="28"/>
           <w:lang w:eastAsia="pt-PT"/>
         </w:rPr>
+        <w:lastRenderedPageBreak/>
         <w:t xml:space="preserve">Integração de conhecimentos académicos </w:t>
       </w:r>
     </w:p>
@@ -10880,7 +10822,6 @@
           <w:sz w:val="24"/>
           <w:szCs w:val="24"/>
         </w:rPr>
-        <w:lastRenderedPageBreak/>
         <w:t>"Escreve 2 parágrafos em português europeu, estilo impessoal, académico, justificado, sem listas. Tema: relação entre os conhecimentos adquiridos na licenciatura em Engenharia Eletrotécnica — Sistemas Elétricos de Energia no ISEP e o trabalho desenvolvido durante o estágio na SISINT — quais as unidades curriculares mais relevantes, lacunas identificadas e como foram colmatadas em contexto empresarial. Máximo 12 linhas."</w:t>
       </w:r>
     </w:p>
@@ -10993,7 +10934,7 @@
           <w:szCs w:val="24"/>
         </w:rPr>
       </w:pPr>
-      <w:bookmarkStart w:id="51" w:name="_Toc231945722"/>
+      <w:bookmarkStart w:id="51" w:name="_Toc231957428"/>
       <w:r>
         <w:rPr>
           <w:color w:val="FF0000"/>
@@ -11111,7 +11052,7 @@
           <w:szCs w:val="28"/>
         </w:rPr>
       </w:pPr>
-      <w:bookmarkStart w:id="55" w:name="_Toc231945723"/>
+      <w:bookmarkStart w:id="55" w:name="_Toc231957429"/>
       <w:r>
         <w:rPr>
           <w:sz w:val="28"/>
@@ -11151,7 +11092,7 @@
       <w:bookmarkStart w:id="56" w:name="_Toc76320117"/>
       <w:bookmarkStart w:id="57" w:name="_Toc76320157"/>
       <w:bookmarkStart w:id="58" w:name="_Toc76320185"/>
-      <w:bookmarkStart w:id="59" w:name="_Toc231945724"/>
+      <w:bookmarkStart w:id="59" w:name="_Toc231957430"/>
       <w:r>
         <w:rPr>
           <w:sz w:val="28"/>
@@ -16527,6 +16468,7 @@
   <w:style w:type="character" w:default="1" w:styleId="Tipodeletrapredefinidodopargrafo">
     <w:name w:val="Default Paragraph Font"/>
     <w:uiPriority w:val="1"/>
+    <w:semiHidden/>
     <w:unhideWhenUsed/>
   </w:style>
   <w:style w:type="table" w:default="1" w:styleId="Tabelanormal">
@@ -17550,12 +17492,19 @@
 </file>
 
 <file path=customXml/item1.xml><?xml version="1.0" encoding="utf-8"?>
-<p:properties xmlns:p="http://schemas.microsoft.com/office/2006/metadata/properties" xmlns:xsi="http://www.w3.org/2001/XMLSchema-instance" xmlns:pc="http://schemas.microsoft.com/office/infopath/2007/PartnerControls">
-  <documentManagement/>
-</p:properties>
+<?mso-contentType ?>
+<FormTemplates xmlns="http://schemas.microsoft.com/sharepoint/v3/contenttype/forms">
+  <Display>DocumentLibraryForm</Display>
+  <Edit>DocumentLibraryForm</Edit>
+  <New>DocumentLibraryForm</New>
+</FormTemplates>
 </file>
 
 <file path=customXml/item2.xml><?xml version="1.0" encoding="utf-8"?>
+<b:Sources xmlns:b="http://schemas.openxmlformats.org/officeDocument/2006/bibliography" xmlns="http://schemas.openxmlformats.org/officeDocument/2006/bibliography" SelectedStyle="\APA.XSL" StyleName="APA"/>
+</file>
+
+<file path=customXml/item3.xml><?xml version="1.0" encoding="utf-8"?>
 <ct:contentTypeSchema xmlns:ct="http://schemas.microsoft.com/office/2006/metadata/contentType" xmlns:ma="http://schemas.microsoft.com/office/2006/metadata/properties/metaAttributes" ct:_="" ma:_="" ma:contentTypeName="Documento" ma:contentTypeID="0x010100EE18571F8B454C4E868AADBF2C58ECC2" ma:contentTypeVersion="2" ma:contentTypeDescription="Criar um novo documento." ma:contentTypeScope="" ma:versionID="9b3488b83dbc0811a0ef69eeb54840fd">
   <xsd:schema xmlns:xsd="http://www.w3.org/2001/XMLSchema" xmlns:xs="http://www.w3.org/2001/XMLSchema" xmlns:p="http://schemas.microsoft.com/office/2006/metadata/properties" xmlns:ns2="15e12038-ebed-495b-8408-45388e7b976f" targetNamespace="http://schemas.microsoft.com/office/2006/metadata/properties" ma:root="true" ma:fieldsID="ccb353809c6b59d2d91fc26a122847a0" ns2:_="">
     <xsd:import namespace="15e12038-ebed-495b-8408-45388e7b976f"/>
@@ -17687,29 +17636,29 @@
 </ct:contentTypeSchema>
 </file>
 
-<file path=customXml/item3.xml><?xml version="1.0" encoding="utf-8"?>
-<b:Sources xmlns:b="http://schemas.openxmlformats.org/officeDocument/2006/bibliography" xmlns="http://schemas.openxmlformats.org/officeDocument/2006/bibliography" SelectedStyle="\APA.XSL" StyleName="APA"/>
-</file>
-
 <file path=customXml/item4.xml><?xml version="1.0" encoding="utf-8"?>
-<?mso-contentType ?>
-<FormTemplates xmlns="http://schemas.microsoft.com/sharepoint/v3/contenttype/forms">
-  <Display>DocumentLibraryForm</Display>
-  <Edit>DocumentLibraryForm</Edit>
-  <New>DocumentLibraryForm</New>
-</FormTemplates>
+<p:properties xmlns:p="http://schemas.microsoft.com/office/2006/metadata/properties" xmlns:xsi="http://www.w3.org/2001/XMLSchema-instance" xmlns:pc="http://schemas.microsoft.com/office/infopath/2007/PartnerControls">
+  <documentManagement/>
+</p:properties>
 </file>
 
 <file path=customXml/itemProps1.xml><?xml version="1.0" encoding="utf-8"?>
-<ds:datastoreItem xmlns:ds="http://schemas.openxmlformats.org/officeDocument/2006/customXml" ds:itemID="{49A244C1-7D42-4900-80CC-743B82F5070E}">
+<ds:datastoreItem xmlns:ds="http://schemas.openxmlformats.org/officeDocument/2006/customXml" ds:itemID="{F9AE16FD-9193-4F7F-96B5-B9FAC84495D8}">
   <ds:schemaRefs>
-    <ds:schemaRef ds:uri="http://schemas.microsoft.com/office/2006/metadata/properties"/>
-    <ds:schemaRef ds:uri="http://schemas.microsoft.com/office/infopath/2007/PartnerControls"/>
+    <ds:schemaRef ds:uri="http://schemas.microsoft.com/sharepoint/v3/contenttype/forms"/>
   </ds:schemaRefs>
 </ds:datastoreItem>
 </file>
 
 <file path=customXml/itemProps2.xml><?xml version="1.0" encoding="utf-8"?>
+<ds:datastoreItem xmlns:ds="http://schemas.openxmlformats.org/officeDocument/2006/customXml" ds:itemID="{A350B9C5-C8E0-4ECF-8DEA-3D85CE66E754}">
+  <ds:schemaRefs>
+    <ds:schemaRef ds:uri="http://schemas.openxmlformats.org/officeDocument/2006/bibliography"/>
+  </ds:schemaRefs>
+</ds:datastoreItem>
+</file>
+
+<file path=customXml/itemProps3.xml><?xml version="1.0" encoding="utf-8"?>
 <ds:datastoreItem xmlns:ds="http://schemas.openxmlformats.org/officeDocument/2006/customXml" ds:itemID="{6BC43D15-1832-43D6-895A-50E84239D775}">
   <ds:schemaRefs>
     <ds:schemaRef ds:uri="http://schemas.microsoft.com/office/2006/metadata/contentType"/>
@@ -17727,18 +17676,11 @@
 </ds:datastoreItem>
 </file>
 
-<file path=customXml/itemProps3.xml><?xml version="1.0" encoding="utf-8"?>
-<ds:datastoreItem xmlns:ds="http://schemas.openxmlformats.org/officeDocument/2006/customXml" ds:itemID="{A350B9C5-C8E0-4ECF-8DEA-3D85CE66E754}">
+<file path=customXml/itemProps4.xml><?xml version="1.0" encoding="utf-8"?>
+<ds:datastoreItem xmlns:ds="http://schemas.openxmlformats.org/officeDocument/2006/customXml" ds:itemID="{49A244C1-7D42-4900-80CC-743B82F5070E}">
   <ds:schemaRefs>
-    <ds:schemaRef ds:uri="http://schemas.openxmlformats.org/officeDocument/2006/bibliography"/>
-  </ds:schemaRefs>
-</ds:datastoreItem>
-</file>
-
-<file path=customXml/itemProps4.xml><?xml version="1.0" encoding="utf-8"?>
-<ds:datastoreItem xmlns:ds="http://schemas.openxmlformats.org/officeDocument/2006/customXml" ds:itemID="{F9AE16FD-9193-4F7F-96B5-B9FAC84495D8}">
-  <ds:schemaRefs>
-    <ds:schemaRef ds:uri="http://schemas.microsoft.com/sharepoint/v3/contenttype/forms"/>
+    <ds:schemaRef ds:uri="http://schemas.microsoft.com/office/2006/metadata/properties"/>
+    <ds:schemaRef ds:uri="http://schemas.microsoft.com/office/infopath/2007/PartnerControls"/>
   </ds:schemaRefs>
 </ds:datastoreItem>
 </file>
--- a/DRIVE/1. Direção/0. Associativo/Assembleia Geral/word bakcup/RELATORIO DE ESTAGIO SISINT.docx
+++ b/DRIVE/1. Direção/0. Associativo/Assembleia Geral/word bakcup/RELATORIO DE ESTAGIO SISINT.docx
@@ -17492,19 +17492,12 @@
 </file>
 
 <file path=customXml/item1.xml><?xml version="1.0" encoding="utf-8"?>
-<?mso-contentType ?>
-<FormTemplates xmlns="http://schemas.microsoft.com/sharepoint/v3/contenttype/forms">
-  <Display>DocumentLibraryForm</Display>
-  <Edit>DocumentLibraryForm</Edit>
-  <New>DocumentLibraryForm</New>
-</FormTemplates>
+<p:properties xmlns:p="http://schemas.microsoft.com/office/2006/metadata/properties" xmlns:xsi="http://www.w3.org/2001/XMLSchema-instance" xmlns:pc="http://schemas.microsoft.com/office/infopath/2007/PartnerControls">
+  <documentManagement/>
+</p:properties>
 </file>
 
 <file path=customXml/item2.xml><?xml version="1.0" encoding="utf-8"?>
-<b:Sources xmlns:b="http://schemas.openxmlformats.org/officeDocument/2006/bibliography" xmlns="http://schemas.openxmlformats.org/officeDocument/2006/bibliography" SelectedStyle="\APA.XSL" StyleName="APA"/>
-</file>
-
-<file path=customXml/item3.xml><?xml version="1.0" encoding="utf-8"?>
 <ct:contentTypeSchema xmlns:ct="http://schemas.microsoft.com/office/2006/metadata/contentType" xmlns:ma="http://schemas.microsoft.com/office/2006/metadata/properties/metaAttributes" ct:_="" ma:_="" ma:contentTypeName="Documento" ma:contentTypeID="0x010100EE18571F8B454C4E868AADBF2C58ECC2" ma:contentTypeVersion="2" ma:contentTypeDescription="Criar um novo documento." ma:contentTypeScope="" ma:versionID="9b3488b83dbc0811a0ef69eeb54840fd">
   <xsd:schema xmlns:xsd="http://www.w3.org/2001/XMLSchema" xmlns:xs="http://www.w3.org/2001/XMLSchema" xmlns:p="http://schemas.microsoft.com/office/2006/metadata/properties" xmlns:ns2="15e12038-ebed-495b-8408-45388e7b976f" targetNamespace="http://schemas.microsoft.com/office/2006/metadata/properties" ma:root="true" ma:fieldsID="ccb353809c6b59d2d91fc26a122847a0" ns2:_="">
     <xsd:import namespace="15e12038-ebed-495b-8408-45388e7b976f"/>
@@ -17636,29 +17629,29 @@
 </ct:contentTypeSchema>
 </file>
 
+<file path=customXml/item3.xml><?xml version="1.0" encoding="utf-8"?>
+<b:Sources xmlns:b="http://schemas.openxmlformats.org/officeDocument/2006/bibliography" xmlns="http://schemas.openxmlformats.org/officeDocument/2006/bibliography" SelectedStyle="\APA.XSL" StyleName="APA"/>
+</file>
+
 <file path=customXml/item4.xml><?xml version="1.0" encoding="utf-8"?>
-<p:properties xmlns:p="http://schemas.microsoft.com/office/2006/metadata/properties" xmlns:xsi="http://www.w3.org/2001/XMLSchema-instance" xmlns:pc="http://schemas.microsoft.com/office/infopath/2007/PartnerControls">
-  <documentManagement/>
-</p:properties>
+<?mso-contentType ?>
+<FormTemplates xmlns="http://schemas.microsoft.com/sharepoint/v3/contenttype/forms">
+  <Display>DocumentLibraryForm</Display>
+  <Edit>DocumentLibraryForm</Edit>
+  <New>DocumentLibraryForm</New>
+</FormTemplates>
 </file>
 
 <file path=customXml/itemProps1.xml><?xml version="1.0" encoding="utf-8"?>
-<ds:datastoreItem xmlns:ds="http://schemas.openxmlformats.org/officeDocument/2006/customXml" ds:itemID="{F9AE16FD-9193-4F7F-96B5-B9FAC84495D8}">
+<ds:datastoreItem xmlns:ds="http://schemas.openxmlformats.org/officeDocument/2006/customXml" ds:itemID="{49A244C1-7D42-4900-80CC-743B82F5070E}">
   <ds:schemaRefs>
-    <ds:schemaRef ds:uri="http://schemas.microsoft.com/sharepoint/v3/contenttype/forms"/>
+    <ds:schemaRef ds:uri="http://schemas.microsoft.com/office/2006/metadata/properties"/>
+    <ds:schemaRef ds:uri="http://schemas.microsoft.com/office/infopath/2007/PartnerControls"/>
   </ds:schemaRefs>
 </ds:datastoreItem>
 </file>
 
 <file path=customXml/itemProps2.xml><?xml version="1.0" encoding="utf-8"?>
-<ds:datastoreItem xmlns:ds="http://schemas.openxmlformats.org/officeDocument/2006/customXml" ds:itemID="{A350B9C5-C8E0-4ECF-8DEA-3D85CE66E754}">
-  <ds:schemaRefs>
-    <ds:schemaRef ds:uri="http://schemas.openxmlformats.org/officeDocument/2006/bibliography"/>
-  </ds:schemaRefs>
-</ds:datastoreItem>
-</file>
-
-<file path=customXml/itemProps3.xml><?xml version="1.0" encoding="utf-8"?>
 <ds:datastoreItem xmlns:ds="http://schemas.openxmlformats.org/officeDocument/2006/customXml" ds:itemID="{6BC43D15-1832-43D6-895A-50E84239D775}">
   <ds:schemaRefs>
     <ds:schemaRef ds:uri="http://schemas.microsoft.com/office/2006/metadata/contentType"/>
@@ -17676,11 +17669,18 @@
 </ds:datastoreItem>
 </file>
 
+<file path=customXml/itemProps3.xml><?xml version="1.0" encoding="utf-8"?>
+<ds:datastoreItem xmlns:ds="http://schemas.openxmlformats.org/officeDocument/2006/customXml" ds:itemID="{A350B9C5-C8E0-4ECF-8DEA-3D85CE66E754}">
+  <ds:schemaRefs>
+    <ds:schemaRef ds:uri="http://schemas.openxmlformats.org/officeDocument/2006/bibliography"/>
+  </ds:schemaRefs>
+</ds:datastoreItem>
+</file>
+
 <file path=customXml/itemProps4.xml><?xml version="1.0" encoding="utf-8"?>
-<ds:datastoreItem xmlns:ds="http://schemas.openxmlformats.org/officeDocument/2006/customXml" ds:itemID="{49A244C1-7D42-4900-80CC-743B82F5070E}">
+<ds:datastoreItem xmlns:ds="http://schemas.openxmlformats.org/officeDocument/2006/customXml" ds:itemID="{F9AE16FD-9193-4F7F-96B5-B9FAC84495D8}">
   <ds:schemaRefs>
-    <ds:schemaRef ds:uri="http://schemas.microsoft.com/office/2006/metadata/properties"/>
-    <ds:schemaRef ds:uri="http://schemas.microsoft.com/office/infopath/2007/PartnerControls"/>
+    <ds:schemaRef ds:uri="http://schemas.microsoft.com/sharepoint/v3/contenttype/forms"/>
   </ds:schemaRefs>
 </ds:datastoreItem>
 </file>